--- a/report_lab2_2.docx
+++ b/report_lab2_2.docx
@@ -667,6 +667,30 @@
           <w:lang w:val="ru-RU"/>
         </w:rPr>
       </w:pPr>
+    </w:p>
+    <w:p>
+      <w:pPr>
+        <w:spacing w:after="0"/>
+      </w:pPr>
+      <w:r>
+        <w:t>Разработанная система представляет собой веб-приложение для регистрации и авторизации пользователей, а также для управления конфиденциальными и неконфиденциальными данными. Серверная часть реализована на Python с использованием FastAPI. Для хранения данных используется PostgreSQL, развёрнутый в Docker-контейнере, а взаимодействие с базой данных выполняется через SQLAlchemy.</w:t>
+      </w:r>
+    </w:p>
+    <w:p>
+      <w:pPr>
+        <w:spacing w:after="0"/>
+      </w:pPr>
+      <w:r>
+        <w:t>Приложение построено по многоуровневой архитектуре и включает слои домена, репозиториев, сервисов, инфраструктуры и API. Пользовательский интерфейс реализован на HTML, CSS и JavaScript. Пользователь может зарегистрироваться, войти в систему, создавать, искать, редактировать и удалять записи, а также завершить сеанс работы.</w:t>
+      </w:r>
+    </w:p>
+    <w:p>
+      <w:pPr>
+        <w:spacing w:after="0"/>
+      </w:pPr>
+      <w:r>
+        <w:t>Пароли хэшируются с помощью bcrypt. Access-токен создаётся в формате JWT и хранится в HttpOnly cookie. Содержимое конфиденциальных записей шифруется с помощью Fernet перед сохранением в PostgreSQL.</w:t>
+      </w:r>
     </w:p>
     <w:p>
       <w:pPr>
@@ -1267,6 +1291,38 @@
     </w:p>
     <w:p>
       <w:pPr>
+        <w:spacing w:after="0"/>
+      </w:pPr>
+      <w:r>
+        <w:t>Методика оценки начинается с определения границ системы, её компонентов и защищаемых активов. К активам относятся учётные записи, пароли, JWT и cookie, конфиденциальные записи, PostgreSQL, Docker volume, ключи шифрования, исходный код и доступность веб-сервера.</w:t>
+      </w:r>
+    </w:p>
+    <w:p>
+      <w:pPr>
+        <w:spacing w:after="0"/>
+      </w:pPr>
+      <w:r>
+        <w:t>Далее анализируются физические устройства хранения и обработки данных, операционная система, Docker-окружение и версии используемых библиотек. Исходный код проверяется на SQL-инъекции, XSS, ошибки авторизации, утечки секретов, небезопасную обработку ошибок и неправильное использование криптографических механизмов.</w:t>
+      </w:r>
+    </w:p>
+    <w:p>
+      <w:pPr>
+        <w:spacing w:after="0"/>
+      </w:pPr>
+      <w:r>
+        <w:t>Следующим этапом является анализ компонентов и их взаимодействия: API, сервисов, репозиториев, PostgreSQL, frontend и инфраструктурных средств. Проверяется, какие данные принимает каждый компонент, какие права ему необходимы и может ли пользователь обойти бизнес-логику, сформировав собственный HTTP-запрос.</w:t>
+      </w:r>
+    </w:p>
+    <w:p>
+      <w:pPr>
+        <w:spacing w:after="0"/>
+      </w:pPr>
+      <w:r>
+        <w:t>Завершающая часть методики включает сетевой анализ и проверку конфиденциальности, целостности и доступности. В тестовой среде могут применяться OWASP ZAP, Burp Suite, Nmap, Bandit, Semgrep и pip-audit. По каждому риску фиксируются компонент, возможная атака, нарушаемое свойство безопасности, уровень риска и рекомендуемая мера защиты.</w:t>
+      </w:r>
+    </w:p>
+    <w:p>
+      <w:pPr>
         <w:rPr>
           <w:lang w:val="ru-RU"/>
         </w:rPr>
@@ -1285,6 +1341,38 @@
     </w:p>
     <w:p>
       <w:pPr>
+        <w:spacing w:after="0"/>
+      </w:pPr>
+      <w:r>
+        <w:t>На уровне операционной системы необходимо ограничить доступ к исходному коду, файлу .env, Docker-конфигурации и PostgreSQL volume. Контейнеры должны запускаться с минимальными правами, а приложение — от отдельной учётной записи без административных полномочий. Основными угрозами являются чтение секретов, получение доступа к volume и изменение файлов приложения.</w:t>
+      </w:r>
+    </w:p>
+    <w:p>
+      <w:pPr>
+        <w:spacing w:after="0"/>
+      </w:pPr>
+      <w:r>
+        <w:t>Компоненты приложения разделены по ответственности. API передаёт запросы сервисам, сервисы реализуют бизнес-логику, репозитории работают с PostgreSQL, а инфраструктурный слой отвечает за JWT, bcrypt и Fernet. Защищённые эндпоинты проверяют HttpOnly cookie, подпись и срок действия JWT, а также существование пользователя.</w:t>
+      </w:r>
+    </w:p>
+    <w:p>
+      <w:pPr>
+        <w:spacing w:after="0"/>
+      </w:pPr>
+      <w:r>
+        <w:t>Проверка владельца записи выполняется на backend, поэтому пользователь не может редактировать или удалять чужие данные, даже сформировав запрос вручную. SQLAlchemy снижает риск SQL-инъекций. При этом отсутствуют rate limiting и постоянное хранение отозванных токенов, а CSRF-защита должна быть добавлена при внешней эксплуатации приложения.</w:t>
+      </w:r>
+    </w:p>
+    <w:p>
+      <w:pPr>
+        <w:spacing w:after="0"/>
+      </w:pPr>
+      <w:r>
+        <w:t>CORS ограничен адресами localhost, но локальное приложение работает по HTTP. При доступе через внешнюю сеть возможны перехват cookie, подбор паролей, CSRF-атаки и перегрузка API. Для production необходимы HTTPS, флаг Secure для cookie, reverse proxy, ограничение частоты запросов и журналирование событий безопасности.</w:t>
+      </w:r>
+    </w:p>
+    <w:p>
+      <w:pPr>
         <w:jc w:val="left"/>
         <w:rPr>
           <w:lang w:val="ru-RU"/>
@@ -1304,6 +1392,30 @@
     </w:p>
     <w:p>
       <w:pPr>
+        <w:spacing w:after="0"/>
+      </w:pPr>
+      <w:r>
+        <w:t>На уровне ОС и Docker необходимо ограничить права на .env, Docker volume и конфигурацию контейнеров, использовать отдельного пользователя, регулярно обновлять образы и зависимости, а резервные копии PostgreSQL хранить в защищённом и зашифрованном хранилище.</w:t>
+      </w:r>
+    </w:p>
+    <w:p>
+      <w:pPr>
+        <w:spacing w:after="0"/>
+      </w:pPr>
+      <w:r>
+        <w:t>На уровне приложения следует добавить rate limiting для регистрации и входа, постоянное хранилище отозванных токенов, журналирование событий безопасности, контроль сложности паролей, безопасную обработку ошибок и пагинацию при поиске конфиденциальных данных. Ключи JWT и Fernet следует хранить в специализированном хранилище секретов.</w:t>
+      </w:r>
+    </w:p>
+    <w:p>
+      <w:pPr>
+        <w:spacing w:after="0"/>
+      </w:pPr>
+      <w:r>
+        <w:t>На сетевом уровне необходимо использовать HTTPS, включить Secure для cookie, добавить CSRF-токены, ограничить доступ к PostgreSQL из внешней сети и размещать FastAPI за reverse proxy. Для контроля качества следует выполнять статический анализ кода и динамическое сканирование в тестовой среде с помощью Bandit, Semgrep, pip-audit и OWASP ZAP.</w:t>
+      </w:r>
+    </w:p>
+    <w:p>
+      <w:pPr>
         <w:rPr>
           <w:lang w:val="ru-RU"/>
         </w:rPr>
@@ -1318,6 +1430,30 @@
       </w:pPr>
       <w:r>
         <w:t>Предложенные рекомендации по безопасному использованию предоставленной системы</w:t>
+      </w:r>
+    </w:p>
+    <w:p>
+      <w:pPr>
+        <w:spacing w:after="0"/>
+      </w:pPr>
+      <w:r>
+        <w:t>Пользователю рекомендуется использовать уникальный сложный пароль, не передавать другим лицам данные учётной записи и не вводить конфиденциальную информацию в непроверенной среде. Файлы .env, Docker-конфигурация, ключи шифрования и резервные копии PostgreSQL не должны публиковаться или передаваться посторонним лицам.</w:t>
+      </w:r>
+    </w:p>
+    <w:p>
+      <w:pPr>
+        <w:spacing w:after="0"/>
+      </w:pPr>
+      <w:r>
+        <w:t>Администратор должен запускать приложение без прав администратора, ограничивать доступ к портам и PostgreSQL volume, регулярно обновлять зависимости, создавать зашифрованные резервные копии и контролировать журналы входов и отказов в доступе. При размещении в сети следует использовать HTTPS и не отключать проверку TLS-сертификата.</w:t>
+      </w:r>
+    </w:p>
+    <w:p>
+      <w:pPr>
+        <w:spacing w:after="0"/>
+      </w:pPr>
+      <w:r>
+        <w:t>Проверку безопасности необходимо проводить только в разрешённой тестовой среде. После подозрения на компрометацию следует заменить JWT-секрет и ключ шифрования по заранее подготовленной процедуре восстановления.</w:t>
       </w:r>
     </w:p>
     <w:p>
@@ -1347,6 +1483,30 @@
         </w:rPr>
         <w:lastRenderedPageBreak/>
         <w:t>Вывод</w:t>
+      </w:r>
+    </w:p>
+    <w:p>
+      <w:pPr>
+        <w:spacing w:after="0"/>
+      </w:pPr>
+      <w:r>
+        <w:t>В ходе выполнения лабораторной работы были изучены комплексный подход к оценке защищённости программных систем, анализ физических устройств, операционной системы, программного окружения, исходного кода, компонентов и каналов взаимодействия между ними. Также были рассмотрены методы поиска уязвимостей веб-приложений, включая сканирование по принципу чёрного ящика, поиск доступных ресурсов, проверку на SQL-, скриптовые и HTTP-инъекции, а также анализ устойчивости к XSS-атакам.</w:t>
+      </w:r>
+    </w:p>
+    <w:p>
+      <w:pPr>
+        <w:spacing w:after="0"/>
+      </w:pPr>
+      <w:r>
+        <w:t>В рамках работы была разработана методика оценки защищённости и выполнен анализ ранее созданного приложения. Были рассмотрены безопасность PostgreSQL в Docker-контейнере, взаимодействие FastAPI, сервисов, репозиториев и frontend, политика CORS, защита JWT в HttpOnly cookie, хэширование паролей bcrypt и шифрование конфиденциальных данных с помощью Fernet.</w:t>
+      </w:r>
+    </w:p>
+    <w:p>
+      <w:pPr>
+        <w:spacing w:after="0"/>
+      </w:pPr>
+      <w:r>
+        <w:t>Практическим результатом стали перечень выявленных рисков, комплекс мер по усилению защиты и рекомендации по безопасному использованию системы. Приложение соответствует поставленным учебным требованиям и может использоваться для демонстрации. В дальнейшем его защищённость можно повысить за счёт HTTPS, CSRF-защиты, rate limiting, постоянного хранения отозванных токенов, централизованного управления секретами, журналирования и регулярного автоматизированного тестирования.</w:t>
       </w:r>
     </w:p>
     <w:p/>
